--- a/TS-Kramam/TS-6.4/TS 6.4 Tamil Krama Paatam Corrections.docx
+++ b/TS-Kramam/TS-6.4/TS 6.4 Tamil Krama Paatam Corrections.docx
@@ -81,18 +81,7 @@
           <w:szCs w:val="32"/>
           <w:u w:val="single"/>
         </w:rPr>
-        <w:t xml:space="preserve">Observed </w:t>
-      </w:r>
-      <w:proofErr w:type="gramStart"/>
-      <w:r>
-        <w:rPr>
-          <w:b/>
-          <w:bCs/>
-          <w:sz w:val="32"/>
-          <w:szCs w:val="32"/>
-          <w:u w:val="single"/>
-        </w:rPr>
-        <w:t xml:space="preserve">till </w:t>
+        <w:t xml:space="preserve">Observed till </w:t>
       </w:r>
       <w:r>
         <w:rPr>
@@ -105,7 +94,6 @@
         </w:rPr>
         <w:t>????</w:t>
       </w:r>
-      <w:proofErr w:type="gramEnd"/>
     </w:p>
     <w:p>
       <w:pPr>
@@ -125,7 +113,7 @@
     </w:p>
     <w:tbl>
       <w:tblPr>
-        <w:tblW w:w="14112" w:type="dxa"/>
+        <w:tblW w:w="14395" w:type="dxa"/>
         <w:tblInd w:w="-792" w:type="dxa"/>
         <w:tblBorders>
           <w:top w:val="single" w:sz="4" w:space="0" w:color="000000"/>
@@ -140,7 +128,7 @@
       <w:tblGrid>
         <w:gridCol w:w="4048"/>
         <w:gridCol w:w="5103"/>
-        <w:gridCol w:w="4961"/>
+        <w:gridCol w:w="5244"/>
       </w:tblGrid>
       <w:tr>
         <w:tc>
@@ -218,7 +206,7 @@
         </w:tc>
         <w:tc>
           <w:tcPr>
-            <w:tcW w:w="4961" w:type="dxa"/>
+            <w:tcW w:w="5244" w:type="dxa"/>
           </w:tcPr>
           <w:p>
             <w:pPr>
@@ -246,7 +234,7 @@
       </w:tr>
       <w:tr>
         <w:trPr>
-          <w:trHeight w:val="1814"/>
+          <w:trHeight w:val="1517"/>
         </w:trPr>
         <w:tc>
           <w:tcPr>
@@ -738,7 +726,7 @@
         </w:tc>
         <w:tc>
           <w:tcPr>
-            <w:tcW w:w="4961" w:type="dxa"/>
+            <w:tcW w:w="5244" w:type="dxa"/>
           </w:tcPr>
           <w:p>
             <w:pPr>
@@ -1065,6 +1053,629 @@
                 <w:lang w:bidi="ta-IN"/>
               </w:rPr>
               <w:t xml:space="preserve"> |</w:t>
+            </w:r>
+          </w:p>
+        </w:tc>
+      </w:tr>
+      <w:tr>
+        <w:trPr>
+          <w:trHeight w:val="1531"/>
+        </w:trPr>
+        <w:tc>
+          <w:tcPr>
+            <w:tcW w:w="4048" w:type="dxa"/>
+          </w:tcPr>
+          <w:p>
+            <w:pPr>
+              <w:widowControl w:val="0"/>
+              <w:tabs>
+                <w:tab w:val="left" w:pos="993"/>
+              </w:tabs>
+              <w:autoSpaceDE w:val="0"/>
+              <w:autoSpaceDN w:val="0"/>
+              <w:adjustRightInd w:val="0"/>
+              <w:spacing w:before="0" w:line="240" w:lineRule="auto"/>
+              <w:ind w:right="297"/>
+              <w:rPr>
+                <w:rFonts w:cs="Arial"/>
+                <w:b/>
+                <w:sz w:val="28"/>
+                <w:szCs w:val="32"/>
+              </w:rPr>
+            </w:pPr>
+            <w:r>
+              <w:rPr>
+                <w:rFonts w:cs="Arial"/>
+                <w:b/>
+                <w:sz w:val="28"/>
+                <w:szCs w:val="32"/>
+              </w:rPr>
+              <w:t>T.S.6.4.6.4 – Kramam</w:t>
+            </w:r>
+          </w:p>
+          <w:p>
+            <w:pPr>
+              <w:widowControl w:val="0"/>
+              <w:tabs>
+                <w:tab w:val="left" w:pos="993"/>
+              </w:tabs>
+              <w:autoSpaceDE w:val="0"/>
+              <w:autoSpaceDN w:val="0"/>
+              <w:adjustRightInd w:val="0"/>
+              <w:spacing w:before="0" w:line="240" w:lineRule="auto"/>
+              <w:ind w:right="297"/>
+              <w:rPr>
+                <w:rFonts w:cs="Arial"/>
+                <w:b/>
+                <w:sz w:val="28"/>
+                <w:szCs w:val="32"/>
+                <w:lang w:val="en-IN"/>
+              </w:rPr>
+            </w:pPr>
+            <w:r>
+              <w:rPr>
+                <w:rFonts w:cs="Arial"/>
+                <w:b/>
+                <w:sz w:val="28"/>
+                <w:szCs w:val="32"/>
+                <w:lang w:val="en-IN"/>
+              </w:rPr>
+              <w:t>Krama Vaakyam No.–43</w:t>
+            </w:r>
+          </w:p>
+          <w:p>
+            <w:pPr>
+              <w:widowControl w:val="0"/>
+              <w:autoSpaceDE w:val="0"/>
+              <w:autoSpaceDN w:val="0"/>
+              <w:adjustRightInd w:val="0"/>
+              <w:spacing w:before="0" w:line="240" w:lineRule="auto"/>
+              <w:jc w:val="both"/>
+              <w:rPr>
+                <w:rFonts w:cs="Arial"/>
+                <w:b/>
+                <w:sz w:val="28"/>
+                <w:szCs w:val="32"/>
+                <w:lang w:val="it-IT"/>
+              </w:rPr>
+            </w:pPr>
+            <w:r>
+              <w:rPr>
+                <w:rFonts w:cs="Arial"/>
+                <w:b/>
+                <w:sz w:val="28"/>
+                <w:szCs w:val="32"/>
+                <w:lang w:val="it-IT"/>
+              </w:rPr>
+              <w:t>Panchaati No</w:t>
+            </w:r>
+            <w:r>
+              <w:rPr>
+                <w:rFonts w:cs="Arial"/>
+                <w:b/>
+                <w:szCs w:val="32"/>
+                <w:lang w:val="it-IT"/>
+              </w:rPr>
+              <w:t xml:space="preserve">. – </w:t>
+            </w:r>
+            <w:r>
+              <w:rPr>
+                <w:rFonts w:cs="Arial"/>
+                <w:b/>
+                <w:sz w:val="28"/>
+                <w:szCs w:val="32"/>
+                <w:lang w:val="it-IT"/>
+              </w:rPr>
+              <w:t>30</w:t>
+            </w:r>
+          </w:p>
+          <w:p>
+            <w:pPr>
+              <w:widowControl w:val="0"/>
+              <w:tabs>
+                <w:tab w:val="left" w:pos="993"/>
+              </w:tabs>
+              <w:autoSpaceDE w:val="0"/>
+              <w:autoSpaceDN w:val="0"/>
+              <w:adjustRightInd w:val="0"/>
+              <w:spacing w:before="0" w:line="240" w:lineRule="auto"/>
+              <w:ind w:right="297"/>
+              <w:rPr>
+                <w:rFonts w:cs="Arial"/>
+                <w:b/>
+                <w:sz w:val="28"/>
+                <w:szCs w:val="32"/>
+                <w:lang w:val="it-IT"/>
+              </w:rPr>
+            </w:pPr>
+          </w:p>
+        </w:tc>
+        <w:tc>
+          <w:tcPr>
+            <w:tcW w:w="5103" w:type="dxa"/>
+          </w:tcPr>
+          <w:p>
+            <w:pPr>
+              <w:widowControl w:val="0"/>
+              <w:autoSpaceDE w:val="0"/>
+              <w:autoSpaceDN w:val="0"/>
+              <w:adjustRightInd w:val="0"/>
+              <w:spacing w:before="0" w:line="240" w:lineRule="auto"/>
+              <w:rPr>
+                <w:rFonts w:ascii="BRH Malayalam Extra" w:eastAsia="Times New Roman" w:hAnsi="BRH Malayalam Extra" w:cs="BRH Malayalam Extra"/>
+                <w:sz w:val="40"/>
+                <w:szCs w:val="40"/>
+                <w:lang w:val="it-IT" w:eastAsia="en-IN" w:bidi="ml-IN"/>
+              </w:rPr>
+            </w:pPr>
+            <w:r>
+              <w:rPr>
+                <w:rFonts w:ascii="Latha" w:hAnsi="Latha" w:cs="Latha"/>
+                <w:sz w:val="28"/>
+                <w:szCs w:val="28"/>
+                <w:cs/>
+                <w:lang w:bidi="ta-IN"/>
+              </w:rPr>
+              <w:t>இதி</w:t>
+            </w:r>
+            <w:r>
+              <w:rPr>
+                <w:rFonts w:ascii="BRH Tamil Tab Extra" w:hAnsi="BRH Tamil Tab Extra" w:cs="Latha"/>
+                <w:b/>
+                <w:sz w:val="32"/>
+                <w:szCs w:val="28"/>
+                <w:lang w:val="it-IT" w:bidi="ta-IN"/>
+              </w:rPr>
+              <w:t>…</w:t>
+            </w:r>
+            <w:r>
+              <w:rPr>
+                <w:rFonts w:ascii="Latha" w:hAnsi="Latha" w:cs="Latha"/>
+                <w:sz w:val="28"/>
+                <w:szCs w:val="28"/>
+                <w:lang w:val="it-IT" w:bidi="ta-IN"/>
+              </w:rPr>
+              <w:t xml:space="preserve"> </w:t>
+            </w:r>
+            <w:r>
+              <w:rPr>
+                <w:rFonts w:ascii="Latha" w:hAnsi="Latha" w:cs="Latha"/>
+                <w:sz w:val="28"/>
+                <w:szCs w:val="28"/>
+                <w:cs/>
+                <w:lang w:bidi="ta-IN"/>
+              </w:rPr>
+              <w:t>ஸ</w:t>
+            </w:r>
+            <w:r>
+              <w:rPr>
+                <w:rFonts w:ascii="BRH Devanagari Extra" w:hAnsi="BRH Devanagari Extra" w:cs="Latha"/>
+                <w:b/>
+                <w:sz w:val="36"/>
+                <w:szCs w:val="28"/>
+                <w:lang w:val="it-IT" w:bidi="ta-IN"/>
+              </w:rPr>
+              <w:t>ò</w:t>
+            </w:r>
+            <w:r>
+              <w:rPr>
+                <w:rFonts w:ascii="Latha" w:hAnsi="Latha" w:cs="Latha"/>
+                <w:sz w:val="28"/>
+                <w:szCs w:val="28"/>
+                <w:cs/>
+                <w:lang w:bidi="ta-IN"/>
+              </w:rPr>
+              <w:t>ஸ்ப்</w:t>
+            </w:r>
+            <w:r>
+              <w:rPr>
+                <w:rFonts w:ascii="Latha" w:hAnsi="Latha" w:cs="Latha"/>
+                <w:b/>
+                <w:bCs/>
+                <w:i/>
+                <w:iCs/>
+                <w:sz w:val="28"/>
+                <w:szCs w:val="28"/>
+                <w:cs/>
+                <w:lang w:bidi="ta-IN"/>
+              </w:rPr>
+              <w:t>ரு</w:t>
+            </w:r>
+            <w:r>
+              <w:rPr>
+                <w:rFonts w:ascii="BRH Tamil Tab Extra" w:hAnsi="BRH Tamil Tab Extra" w:cs="Latha"/>
+                <w:b/>
+                <w:sz w:val="36"/>
+                <w:szCs w:val="28"/>
+                <w:lang w:val="it-IT" w:bidi="ta-IN"/>
+              </w:rPr>
+              <w:t>†</w:t>
+            </w:r>
+            <w:r>
+              <w:rPr>
+                <w:rFonts w:ascii="Latha" w:hAnsi="Latha" w:cs="Latha"/>
+                <w:sz w:val="28"/>
+                <w:szCs w:val="28"/>
+                <w:cs/>
+                <w:lang w:bidi="ta-IN"/>
+              </w:rPr>
+              <w:t>ஷ்டௌ</w:t>
+            </w:r>
+            <w:r>
+              <w:rPr>
+                <w:rFonts w:ascii="Latha" w:hAnsi="Latha" w:cs="Latha"/>
+                <w:sz w:val="28"/>
+                <w:szCs w:val="28"/>
+                <w:lang w:val="it-IT" w:bidi="ta-IN"/>
+              </w:rPr>
+              <w:t xml:space="preserve"> | </w:t>
+            </w:r>
+            <w:r>
+              <w:rPr>
+                <w:rFonts w:ascii="Latha" w:hAnsi="Latha" w:cs="Latha"/>
+                <w:sz w:val="28"/>
+                <w:szCs w:val="28"/>
+                <w:cs/>
+                <w:lang w:bidi="ta-IN"/>
+              </w:rPr>
+              <w:t>ஸ</w:t>
+            </w:r>
+            <w:r>
+              <w:rPr>
+                <w:rFonts w:ascii="BRH Devanagari Extra" w:hAnsi="BRH Devanagari Extra" w:cs="Latha"/>
+                <w:b/>
+                <w:sz w:val="36"/>
+                <w:szCs w:val="28"/>
+                <w:lang w:val="it-IT" w:bidi="ta-IN"/>
+              </w:rPr>
+              <w:t>ò</w:t>
+            </w:r>
+            <w:r>
+              <w:rPr>
+                <w:rFonts w:ascii="Latha" w:hAnsi="Latha" w:cs="Latha"/>
+                <w:sz w:val="28"/>
+                <w:szCs w:val="28"/>
+                <w:highlight w:val="yellow"/>
+                <w:cs/>
+                <w:lang w:bidi="ta-IN"/>
+              </w:rPr>
+              <w:t>ஸ்ப</w:t>
+            </w:r>
+            <w:r>
+              <w:rPr>
+                <w:rFonts w:ascii="BRH Tamil Tab Extra" w:hAnsi="BRH Tamil Tab Extra" w:cs="Latha"/>
+                <w:b/>
+                <w:sz w:val="36"/>
+                <w:szCs w:val="28"/>
+                <w:highlight w:val="yellow"/>
+                <w:lang w:val="it-IT" w:bidi="ta-IN"/>
+              </w:rPr>
+              <w:t>†</w:t>
+            </w:r>
+            <w:r>
+              <w:rPr>
+                <w:rFonts w:ascii="Latha" w:hAnsi="Latha" w:cs="Latha"/>
+                <w:sz w:val="28"/>
+                <w:szCs w:val="28"/>
+                <w:highlight w:val="yellow"/>
+                <w:cs/>
+                <w:lang w:bidi="ta-IN"/>
+              </w:rPr>
+              <w:t>ஷ்</w:t>
+            </w:r>
+            <w:r>
+              <w:rPr>
+                <w:rFonts w:ascii="Latha" w:hAnsi="Latha" w:cs="Latha"/>
+                <w:sz w:val="28"/>
+                <w:szCs w:val="28"/>
+                <w:cs/>
+                <w:lang w:bidi="ta-IN"/>
+              </w:rPr>
+              <w:t>டௌ</w:t>
+            </w:r>
+            <w:r>
+              <w:rPr>
+                <w:rFonts w:ascii="BRH Tamil Tab Extra" w:hAnsi="BRH Tamil Tab Extra" w:cs="Latha"/>
+                <w:b/>
+                <w:sz w:val="32"/>
+                <w:szCs w:val="28"/>
+                <w:lang w:val="it-IT" w:bidi="ta-IN"/>
+              </w:rPr>
+              <w:t>…</w:t>
+            </w:r>
+            <w:r>
+              <w:rPr>
+                <w:rFonts w:ascii="Latha" w:hAnsi="Latha" w:cs="Latha"/>
+                <w:sz w:val="28"/>
+                <w:szCs w:val="28"/>
+                <w:lang w:val="it-IT" w:bidi="ta-IN"/>
+              </w:rPr>
+              <w:t xml:space="preserve"> </w:t>
+            </w:r>
+            <w:r>
+              <w:rPr>
+                <w:rFonts w:ascii="Latha" w:hAnsi="Latha" w:cs="Latha"/>
+                <w:sz w:val="28"/>
+                <w:szCs w:val="28"/>
+                <w:cs/>
+                <w:lang w:bidi="ta-IN"/>
+              </w:rPr>
+              <w:t>தஸ்ய</w:t>
+            </w:r>
+            <w:r>
+              <w:rPr>
+                <w:rFonts w:ascii="BRH Tamil Tab Extra" w:hAnsi="BRH Tamil Tab Extra" w:cs="Latha"/>
+                <w:b/>
+                <w:sz w:val="36"/>
+                <w:szCs w:val="28"/>
+                <w:lang w:val="it-IT" w:bidi="ta-IN"/>
+              </w:rPr>
+              <w:t>†</w:t>
+            </w:r>
+            <w:r>
+              <w:rPr>
+                <w:rFonts w:ascii="Latha" w:hAnsi="Latha" w:cs="Latha"/>
+                <w:sz w:val="28"/>
+                <w:szCs w:val="28"/>
+                <w:lang w:val="it-IT" w:bidi="ta-IN"/>
+              </w:rPr>
+              <w:t xml:space="preserve"> |</w:t>
+            </w:r>
+          </w:p>
+        </w:tc>
+        <w:tc>
+          <w:tcPr>
+            <w:tcW w:w="5244" w:type="dxa"/>
+          </w:tcPr>
+          <w:p>
+            <w:pPr>
+              <w:widowControl w:val="0"/>
+              <w:autoSpaceDE w:val="0"/>
+              <w:autoSpaceDN w:val="0"/>
+              <w:adjustRightInd w:val="0"/>
+              <w:spacing w:before="0" w:line="240" w:lineRule="auto"/>
+              <w:rPr>
+                <w:rFonts w:ascii="BRH Malayalam Extra" w:eastAsia="Times New Roman" w:hAnsi="BRH Malayalam Extra" w:cs="BRH Malayalam Extra"/>
+                <w:sz w:val="40"/>
+                <w:szCs w:val="40"/>
+                <w:lang w:val="it-IT" w:eastAsia="en-IN" w:bidi="ml-IN"/>
+              </w:rPr>
+            </w:pPr>
+            <w:r>
+              <w:rPr>
+                <w:rFonts w:ascii="Latha" w:hAnsi="Latha" w:cs="Latha"/>
+                <w:sz w:val="28"/>
+                <w:szCs w:val="28"/>
+                <w:cs/>
+                <w:lang w:bidi="ta-IN"/>
+              </w:rPr>
+              <w:t>இதி</w:t>
+            </w:r>
+            <w:r>
+              <w:rPr>
+                <w:rFonts w:ascii="BRH Tamil Tab Extra" w:hAnsi="BRH Tamil Tab Extra" w:cs="Latha"/>
+                <w:b/>
+                <w:sz w:val="32"/>
+                <w:szCs w:val="28"/>
+                <w:lang w:bidi="ta-IN"/>
+              </w:rPr>
+              <w:t>…</w:t>
+            </w:r>
+            <w:r>
+              <w:rPr>
+                <w:rFonts w:ascii="Latha" w:hAnsi="Latha" w:cs="Latha"/>
+                <w:sz w:val="28"/>
+                <w:szCs w:val="28"/>
+                <w:lang w:bidi="ta-IN"/>
+              </w:rPr>
+              <w:t xml:space="preserve"> </w:t>
+            </w:r>
+            <w:r>
+              <w:rPr>
+                <w:rFonts w:ascii="Latha" w:hAnsi="Latha" w:cs="Latha"/>
+                <w:sz w:val="28"/>
+                <w:szCs w:val="28"/>
+                <w:cs/>
+                <w:lang w:bidi="ta-IN"/>
+              </w:rPr>
+              <w:t>ஸ</w:t>
+            </w:r>
+            <w:r>
+              <w:rPr>
+                <w:rFonts w:ascii="BRH Devanagari Extra" w:hAnsi="BRH Devanagari Extra" w:cs="Latha"/>
+                <w:b/>
+                <w:sz w:val="36"/>
+                <w:szCs w:val="28"/>
+                <w:lang w:bidi="ta-IN"/>
+              </w:rPr>
+              <w:t>ò</w:t>
+            </w:r>
+            <w:r>
+              <w:rPr>
+                <w:rFonts w:ascii="Latha" w:hAnsi="Latha" w:cs="Latha"/>
+                <w:sz w:val="28"/>
+                <w:szCs w:val="28"/>
+                <w:cs/>
+                <w:lang w:bidi="ta-IN"/>
+              </w:rPr>
+              <w:t>ஸ்ப்</w:t>
+            </w:r>
+            <w:r>
+              <w:rPr>
+                <w:rFonts w:ascii="Latha" w:hAnsi="Latha" w:cs="Latha"/>
+                <w:b/>
+                <w:bCs/>
+                <w:i/>
+                <w:iCs/>
+                <w:sz w:val="28"/>
+                <w:szCs w:val="28"/>
+                <w:cs/>
+                <w:lang w:bidi="ta-IN"/>
+              </w:rPr>
+              <w:t>ரு</w:t>
+            </w:r>
+            <w:r>
+              <w:rPr>
+                <w:rFonts w:ascii="BRH Tamil Tab Extra" w:hAnsi="BRH Tamil Tab Extra" w:cs="Latha"/>
+                <w:b/>
+                <w:sz w:val="36"/>
+                <w:szCs w:val="28"/>
+                <w:lang w:bidi="ta-IN"/>
+              </w:rPr>
+              <w:t>†</w:t>
+            </w:r>
+            <w:r>
+              <w:rPr>
+                <w:rFonts w:ascii="Latha" w:hAnsi="Latha" w:cs="Latha"/>
+                <w:sz w:val="28"/>
+                <w:szCs w:val="28"/>
+                <w:cs/>
+                <w:lang w:bidi="ta-IN"/>
+              </w:rPr>
+              <w:t>ஷ்டௌ</w:t>
+            </w:r>
+            <w:r>
+              <w:rPr>
+                <w:rFonts w:ascii="Latha" w:hAnsi="Latha" w:cs="Latha"/>
+                <w:sz w:val="28"/>
+                <w:szCs w:val="28"/>
+                <w:lang w:bidi="ta-IN"/>
+              </w:rPr>
+              <w:t xml:space="preserve"> | </w:t>
+            </w:r>
+            <w:r>
+              <w:rPr>
+                <w:rFonts w:ascii="Latha" w:hAnsi="Latha" w:cs="Latha"/>
+                <w:sz w:val="28"/>
+                <w:szCs w:val="28"/>
+                <w:cs/>
+                <w:lang w:bidi="ta-IN"/>
+              </w:rPr>
+              <w:t>ஸ</w:t>
+            </w:r>
+            <w:r>
+              <w:rPr>
+                <w:rFonts w:ascii="BRH Devanagari Extra" w:hAnsi="BRH Devanagari Extra" w:cs="Latha"/>
+                <w:b/>
+                <w:sz w:val="36"/>
+                <w:szCs w:val="28"/>
+                <w:lang w:bidi="ta-IN"/>
+              </w:rPr>
+              <w:t>ò</w:t>
+            </w:r>
+            <w:r>
+              <w:rPr>
+                <w:rFonts w:ascii="Latha" w:hAnsi="Latha" w:cs="Latha"/>
+                <w:sz w:val="28"/>
+                <w:szCs w:val="28"/>
+                <w:cs/>
+                <w:lang w:bidi="ta-IN"/>
+              </w:rPr>
+              <w:t>ஸ்</w:t>
+            </w:r>
+            <w:r>
+              <w:rPr>
+                <w:rFonts w:ascii="Latha" w:hAnsi="Latha" w:cs="Latha"/>
+                <w:sz w:val="28"/>
+                <w:szCs w:val="28"/>
+                <w:highlight w:val="green"/>
+                <w:cs/>
+                <w:lang w:bidi="ta-IN"/>
+              </w:rPr>
+              <w:t>ப்</w:t>
+            </w:r>
+            <w:r>
+              <w:rPr>
+                <w:rFonts w:ascii="Latha" w:hAnsi="Latha" w:cs="Latha"/>
+                <w:b/>
+                <w:bCs/>
+                <w:i/>
+                <w:iCs/>
+                <w:sz w:val="28"/>
+                <w:szCs w:val="28"/>
+                <w:highlight w:val="green"/>
+                <w:cs/>
+                <w:lang w:bidi="ta-IN"/>
+              </w:rPr>
+              <w:t>ரு</w:t>
+            </w:r>
+            <w:r>
+              <w:rPr>
+                <w:rFonts w:ascii="BRH Tamil Tab Extra" w:hAnsi="BRH Tamil Tab Extra" w:cs="Latha"/>
+                <w:b/>
+                <w:sz w:val="36"/>
+                <w:szCs w:val="28"/>
+                <w:lang w:bidi="ta-IN"/>
+              </w:rPr>
+              <w:t>†</w:t>
+            </w:r>
+            <w:r>
+              <w:rPr>
+                <w:rFonts w:ascii="Latha" w:hAnsi="Latha" w:cs="Latha"/>
+                <w:sz w:val="28"/>
+                <w:szCs w:val="28"/>
+                <w:cs/>
+                <w:lang w:bidi="ta-IN"/>
+              </w:rPr>
+              <w:t>ஷ்டௌ</w:t>
+            </w:r>
+            <w:r>
+              <w:rPr>
+                <w:rFonts w:ascii="BRH Tamil Tab Extra" w:hAnsi="BRH Tamil Tab Extra" w:cs="Latha"/>
+                <w:b/>
+                <w:sz w:val="32"/>
+                <w:szCs w:val="28"/>
+                <w:lang w:bidi="ta-IN"/>
+              </w:rPr>
+              <w:t>…</w:t>
+            </w:r>
+            <w:r>
+              <w:rPr>
+                <w:rFonts w:ascii="Latha" w:hAnsi="Latha" w:cs="Latha"/>
+                <w:sz w:val="28"/>
+                <w:szCs w:val="28"/>
+                <w:lang w:bidi="ta-IN"/>
+              </w:rPr>
+              <w:t xml:space="preserve"> </w:t>
+            </w:r>
+            <w:r>
+              <w:rPr>
+                <w:rFonts w:ascii="Latha" w:hAnsi="Latha" w:cs="Latha"/>
+                <w:sz w:val="28"/>
+                <w:szCs w:val="28"/>
+                <w:cs/>
+                <w:lang w:bidi="ta-IN"/>
+              </w:rPr>
+              <w:t>தஸ்ய</w:t>
+            </w:r>
+            <w:r>
+              <w:rPr>
+                <w:rFonts w:ascii="BRH Tamil Tab Extra" w:hAnsi="BRH Tamil Tab Extra" w:cs="Latha"/>
+                <w:b/>
+                <w:sz w:val="36"/>
+                <w:szCs w:val="28"/>
+                <w:lang w:bidi="ta-IN"/>
+              </w:rPr>
+              <w:t>†</w:t>
+            </w:r>
+            <w:r>
+              <w:rPr>
+                <w:rFonts w:ascii="Latha" w:hAnsi="Latha" w:cs="Latha"/>
+                <w:sz w:val="28"/>
+                <w:szCs w:val="28"/>
+                <w:lang w:bidi="ta-IN"/>
+              </w:rPr>
+              <w:t xml:space="preserve"> | </w:t>
+            </w:r>
+            <w:r>
+              <w:rPr>
+                <w:rFonts w:cs="Arial"/>
+                <w:color w:val="000000"/>
+                <w:sz w:val="40"/>
+                <w:szCs w:val="40"/>
+                <w:lang w:val="it-IT" w:bidi="ml-IN"/>
+              </w:rPr>
+              <w:t>(spru)</w:t>
             </w:r>
           </w:p>
         </w:tc>
@@ -1770,7 +2381,7 @@
         </w:tc>
         <w:tc>
           <w:tcPr>
-            <w:tcW w:w="4961" w:type="dxa"/>
+            <w:tcW w:w="5244" w:type="dxa"/>
           </w:tcPr>
           <w:p>
             <w:pPr>
@@ -2414,6 +3025,7 @@
                 <w:sz w:val="28"/>
                 <w:szCs w:val="32"/>
               </w:rPr>
+              <w:lastRenderedPageBreak/>
               <w:t>T.S.6.4.</w:t>
             </w:r>
             <w:r>
@@ -2722,7 +3334,7 @@
         </w:tc>
         <w:tc>
           <w:tcPr>
-            <w:tcW w:w="4961" w:type="dxa"/>
+            <w:tcW w:w="5244" w:type="dxa"/>
           </w:tcPr>
           <w:p>
             <w:pPr>
@@ -2961,7 +3573,6 @@
                 <w:sz w:val="28"/>
                 <w:szCs w:val="32"/>
               </w:rPr>
-              <w:lastRenderedPageBreak/>
               <w:t>T.S.6.4.</w:t>
             </w:r>
             <w:r>
@@ -3253,7 +3864,7 @@
         </w:tc>
         <w:tc>
           <w:tcPr>
-            <w:tcW w:w="4961" w:type="dxa"/>
+            <w:tcW w:w="5244" w:type="dxa"/>
           </w:tcPr>
           <w:p>
             <w:pPr>
@@ -3816,7 +4427,7 @@
         </w:tc>
         <w:tc>
           <w:tcPr>
-            <w:tcW w:w="4961" w:type="dxa"/>
+            <w:tcW w:w="5244" w:type="dxa"/>
           </w:tcPr>
           <w:p>
             <w:pPr>
@@ -4343,6 +4954,7 @@
                 <w:sz w:val="28"/>
                 <w:szCs w:val="32"/>
               </w:rPr>
+              <w:lastRenderedPageBreak/>
               <w:t>T.S.6.4.1</w:t>
             </w:r>
             <w:r>
@@ -5130,7 +5742,6 @@
           <w:szCs w:val="32"/>
           <w:u w:val="single"/>
         </w:rPr>
-        <w:lastRenderedPageBreak/>
         <w:t xml:space="preserve">TS </w:t>
       </w:r>
       <w:r>
@@ -6709,6 +7320,7 @@
                 <w:sz w:val="28"/>
                 <w:szCs w:val="32"/>
               </w:rPr>
+              <w:lastRenderedPageBreak/>
               <w:t>T.S.6.4.2.1 – Kramam</w:t>
             </w:r>
           </w:p>
@@ -8328,7 +8940,6 @@
                 <w:sz w:val="28"/>
                 <w:szCs w:val="32"/>
               </w:rPr>
-              <w:lastRenderedPageBreak/>
               <w:t>T.S.6.4.2.6 – Kramam</w:t>
             </w:r>
           </w:p>
@@ -10324,6 +10935,7 @@
                 <w:sz w:val="28"/>
                 <w:szCs w:val="32"/>
               </w:rPr>
+              <w:lastRenderedPageBreak/>
               <w:t>T.S.6.4.6.4 – Kramam</w:t>
             </w:r>
           </w:p>
@@ -12092,7 +12704,6 @@
                 <w:sz w:val="28"/>
                 <w:szCs w:val="32"/>
               </w:rPr>
-              <w:lastRenderedPageBreak/>
               <w:t>T.S.6.4.8.3 – Kramam</w:t>
             </w:r>
           </w:p>
@@ -14344,6 +14955,7 @@
                 <w:sz w:val="28"/>
                 <w:szCs w:val="32"/>
               </w:rPr>
+              <w:lastRenderedPageBreak/>
               <w:t>T.S.6.4.10.5 – Kramam</w:t>
             </w:r>
           </w:p>
@@ -15732,16 +16344,7 @@
           <w:bCs/>
           <w:sz w:val="32"/>
         </w:rPr>
-        <w:t xml:space="preserve">replaced </w:t>
-      </w:r>
-      <w:proofErr w:type="gramStart"/>
-      <w:r>
-        <w:rPr>
-          <w:b/>
-          <w:bCs/>
-          <w:sz w:val="32"/>
-        </w:rPr>
-        <w:t>with</w:t>
+        <w:t>replaced with</w:t>
       </w:r>
       <w:r>
         <w:rPr>
@@ -15763,7 +16366,6 @@
         </w:rPr>
         <w:t>"</w:t>
       </w:r>
-      <w:proofErr w:type="gramEnd"/>
       <w:r>
         <w:rPr>
           <w:rFonts w:ascii="Latha" w:hAnsi="Latha" w:cs="Latha"/>
@@ -15828,7 +16430,6 @@
           <w:szCs w:val="32"/>
           <w:u w:val="single"/>
         </w:rPr>
-        <w:lastRenderedPageBreak/>
         <w:t xml:space="preserve">TS </w:t>
       </w:r>
       <w:r>

--- a/TS-Kramam/TS-6.4/TS 6.4 Tamil Krama Paatam Corrections.docx
+++ b/TS-Kramam/TS-6.4/TS 6.4 Tamil Krama Paatam Corrections.docx
@@ -1457,7 +1457,7 @@
                 <w:b/>
                 <w:sz w:val="32"/>
                 <w:szCs w:val="28"/>
-                <w:lang w:bidi="ta-IN"/>
+                <w:lang w:val="it-IT" w:bidi="ta-IN"/>
               </w:rPr>
               <w:t>…</w:t>
             </w:r>
@@ -1466,7 +1466,7 @@
                 <w:rFonts w:ascii="Latha" w:hAnsi="Latha" w:cs="Latha"/>
                 <w:sz w:val="28"/>
                 <w:szCs w:val="28"/>
-                <w:lang w:bidi="ta-IN"/>
+                <w:lang w:val="it-IT" w:bidi="ta-IN"/>
               </w:rPr>
               <w:t xml:space="preserve"> </w:t>
             </w:r>
@@ -1486,7 +1486,7 @@
                 <w:b/>
                 <w:sz w:val="36"/>
                 <w:szCs w:val="28"/>
-                <w:lang w:bidi="ta-IN"/>
+                <w:lang w:val="it-IT" w:bidi="ta-IN"/>
               </w:rPr>
               <w:t>ò</w:t>
             </w:r>
@@ -1520,7 +1520,7 @@
                 <w:b/>
                 <w:sz w:val="36"/>
                 <w:szCs w:val="28"/>
-                <w:lang w:bidi="ta-IN"/>
+                <w:lang w:val="it-IT" w:bidi="ta-IN"/>
               </w:rPr>
               <w:t>†</w:t>
             </w:r>
@@ -1539,7 +1539,7 @@
                 <w:rFonts w:ascii="Latha" w:hAnsi="Latha" w:cs="Latha"/>
                 <w:sz w:val="28"/>
                 <w:szCs w:val="28"/>
-                <w:lang w:bidi="ta-IN"/>
+                <w:lang w:val="it-IT" w:bidi="ta-IN"/>
               </w:rPr>
               <w:t xml:space="preserve"> | </w:t>
             </w:r>
@@ -1559,7 +1559,7 @@
                 <w:b/>
                 <w:sz w:val="36"/>
                 <w:szCs w:val="28"/>
-                <w:lang w:bidi="ta-IN"/>
+                <w:lang w:val="it-IT" w:bidi="ta-IN"/>
               </w:rPr>
               <w:t>ò</w:t>
             </w:r>
@@ -1605,7 +1605,7 @@
                 <w:b/>
                 <w:sz w:val="36"/>
                 <w:szCs w:val="28"/>
-                <w:lang w:bidi="ta-IN"/>
+                <w:lang w:val="it-IT" w:bidi="ta-IN"/>
               </w:rPr>
               <w:t>†</w:t>
             </w:r>
@@ -1625,7 +1625,7 @@
                 <w:b/>
                 <w:sz w:val="32"/>
                 <w:szCs w:val="28"/>
-                <w:lang w:bidi="ta-IN"/>
+                <w:lang w:val="it-IT" w:bidi="ta-IN"/>
               </w:rPr>
               <w:t>…</w:t>
             </w:r>
@@ -1634,7 +1634,7 @@
                 <w:rFonts w:ascii="Latha" w:hAnsi="Latha" w:cs="Latha"/>
                 <w:sz w:val="28"/>
                 <w:szCs w:val="28"/>
-                <w:lang w:bidi="ta-IN"/>
+                <w:lang w:val="it-IT" w:bidi="ta-IN"/>
               </w:rPr>
               <w:t xml:space="preserve"> </w:t>
             </w:r>
@@ -1654,7 +1654,7 @@
                 <w:b/>
                 <w:sz w:val="36"/>
                 <w:szCs w:val="28"/>
-                <w:lang w:bidi="ta-IN"/>
+                <w:lang w:val="it-IT" w:bidi="ta-IN"/>
               </w:rPr>
               <w:t>†</w:t>
             </w:r>
@@ -1663,7 +1663,7 @@
                 <w:rFonts w:ascii="Latha" w:hAnsi="Latha" w:cs="Latha"/>
                 <w:sz w:val="28"/>
                 <w:szCs w:val="28"/>
-                <w:lang w:bidi="ta-IN"/>
+                <w:lang w:val="it-IT" w:bidi="ta-IN"/>
               </w:rPr>
               <w:t xml:space="preserve"> | </w:t>
             </w:r>
@@ -1682,7 +1682,7 @@
       </w:tr>
       <w:tr>
         <w:trPr>
-          <w:trHeight w:val="2523"/>
+          <w:trHeight w:val="1948"/>
         </w:trPr>
         <w:tc>
           <w:tcPr>
@@ -2994,7 +2994,7 @@
       </w:tr>
       <w:tr>
         <w:trPr>
-          <w:trHeight w:val="2523"/>
+          <w:trHeight w:val="1266"/>
         </w:trPr>
         <w:tc>
           <w:tcPr>
@@ -3025,7 +3025,6 @@
                 <w:sz w:val="28"/>
                 <w:szCs w:val="32"/>
               </w:rPr>
-              <w:lastRenderedPageBreak/>
               <w:t>T.S.6.4.</w:t>
             </w:r>
             <w:r>
@@ -3517,6 +3516,1077 @@
                 <w:lang w:bidi="ta-IN"/>
               </w:rPr>
               <w:t>தி</w:t>
+            </w:r>
+            <w:r>
+              <w:rPr>
+                <w:rFonts w:ascii="BRH Tamil Tab Extra" w:hAnsi="BRH Tamil Tab Extra" w:cs="Latha"/>
+                <w:b/>
+                <w:sz w:val="36"/>
+                <w:szCs w:val="28"/>
+                <w:lang w:bidi="ta-IN"/>
+              </w:rPr>
+              <w:t>†</w:t>
+            </w:r>
+            <w:r>
+              <w:rPr>
+                <w:rFonts w:ascii="Latha" w:hAnsi="Latha" w:cs="Latha"/>
+                <w:sz w:val="28"/>
+                <w:szCs w:val="28"/>
+                <w:lang w:bidi="ta-IN"/>
+              </w:rPr>
+              <w:t xml:space="preserve"> |</w:t>
+            </w:r>
+          </w:p>
+        </w:tc>
+      </w:tr>
+      <w:tr>
+        <w:trPr>
+          <w:trHeight w:val="1266"/>
+        </w:trPr>
+        <w:tc>
+          <w:tcPr>
+            <w:tcW w:w="4048" w:type="dxa"/>
+          </w:tcPr>
+          <w:p>
+            <w:pPr>
+              <w:widowControl w:val="0"/>
+              <w:tabs>
+                <w:tab w:val="left" w:pos="993"/>
+              </w:tabs>
+              <w:autoSpaceDE w:val="0"/>
+              <w:autoSpaceDN w:val="0"/>
+              <w:adjustRightInd w:val="0"/>
+              <w:spacing w:before="0" w:line="240" w:lineRule="auto"/>
+              <w:ind w:right="297"/>
+              <w:rPr>
+                <w:rFonts w:cs="Arial"/>
+                <w:b/>
+                <w:sz w:val="28"/>
+                <w:szCs w:val="32"/>
+              </w:rPr>
+            </w:pPr>
+            <w:r>
+              <w:rPr>
+                <w:rFonts w:cs="Arial"/>
+                <w:b/>
+                <w:sz w:val="28"/>
+                <w:szCs w:val="32"/>
+              </w:rPr>
+              <w:lastRenderedPageBreak/>
+              <w:t>T.S.6.4.</w:t>
+            </w:r>
+            <w:r>
+              <w:rPr>
+                <w:rFonts w:cs="Arial"/>
+                <w:b/>
+                <w:sz w:val="28"/>
+                <w:szCs w:val="32"/>
+              </w:rPr>
+              <w:t>9.5</w:t>
+            </w:r>
+            <w:r>
+              <w:rPr>
+                <w:rFonts w:cs="Arial"/>
+                <w:b/>
+                <w:sz w:val="28"/>
+                <w:szCs w:val="32"/>
+              </w:rPr>
+              <w:t xml:space="preserve"> – Kramam</w:t>
+            </w:r>
+          </w:p>
+          <w:p>
+            <w:pPr>
+              <w:widowControl w:val="0"/>
+              <w:tabs>
+                <w:tab w:val="left" w:pos="993"/>
+              </w:tabs>
+              <w:autoSpaceDE w:val="0"/>
+              <w:autoSpaceDN w:val="0"/>
+              <w:adjustRightInd w:val="0"/>
+              <w:spacing w:before="0" w:line="240" w:lineRule="auto"/>
+              <w:ind w:right="297"/>
+              <w:rPr>
+                <w:rFonts w:cs="Arial"/>
+                <w:b/>
+                <w:sz w:val="28"/>
+                <w:szCs w:val="32"/>
+                <w:lang w:val="en-IN"/>
+              </w:rPr>
+            </w:pPr>
+            <w:r>
+              <w:rPr>
+                <w:rFonts w:cs="Arial"/>
+                <w:b/>
+                <w:sz w:val="28"/>
+                <w:szCs w:val="32"/>
+                <w:lang w:val="en-IN"/>
+              </w:rPr>
+              <w:t>Krama Vaakyam No.–7</w:t>
+            </w:r>
+          </w:p>
+          <w:p>
+            <w:pPr>
+              <w:widowControl w:val="0"/>
+              <w:autoSpaceDE w:val="0"/>
+              <w:autoSpaceDN w:val="0"/>
+              <w:adjustRightInd w:val="0"/>
+              <w:spacing w:before="0" w:line="240" w:lineRule="auto"/>
+              <w:jc w:val="both"/>
+              <w:rPr>
+                <w:rFonts w:cs="Arial"/>
+                <w:b/>
+                <w:sz w:val="28"/>
+                <w:szCs w:val="32"/>
+                <w:lang w:val="it-IT"/>
+              </w:rPr>
+            </w:pPr>
+            <w:r>
+              <w:rPr>
+                <w:rFonts w:cs="Arial"/>
+                <w:b/>
+                <w:sz w:val="28"/>
+                <w:szCs w:val="32"/>
+                <w:lang w:val="it-IT"/>
+              </w:rPr>
+              <w:t>Panchaati No</w:t>
+            </w:r>
+            <w:r>
+              <w:rPr>
+                <w:rFonts w:cs="Arial"/>
+                <w:b/>
+                <w:szCs w:val="32"/>
+                <w:lang w:val="it-IT"/>
+              </w:rPr>
+              <w:t xml:space="preserve">. – </w:t>
+            </w:r>
+            <w:r>
+              <w:rPr>
+                <w:rFonts w:cs="Arial"/>
+                <w:b/>
+                <w:sz w:val="28"/>
+                <w:szCs w:val="32"/>
+                <w:lang w:val="it-IT"/>
+              </w:rPr>
+              <w:t>41</w:t>
+            </w:r>
+          </w:p>
+          <w:p>
+            <w:pPr>
+              <w:widowControl w:val="0"/>
+              <w:tabs>
+                <w:tab w:val="left" w:pos="993"/>
+              </w:tabs>
+              <w:autoSpaceDE w:val="0"/>
+              <w:autoSpaceDN w:val="0"/>
+              <w:adjustRightInd w:val="0"/>
+              <w:spacing w:before="0" w:line="240" w:lineRule="auto"/>
+              <w:ind w:right="297"/>
+              <w:rPr>
+                <w:rFonts w:cs="Arial"/>
+                <w:b/>
+                <w:sz w:val="28"/>
+                <w:szCs w:val="32"/>
+                <w:lang w:val="it-IT"/>
+              </w:rPr>
+            </w:pPr>
+          </w:p>
+        </w:tc>
+        <w:tc>
+          <w:tcPr>
+            <w:tcW w:w="5103" w:type="dxa"/>
+          </w:tcPr>
+          <w:p>
+            <w:pPr>
+              <w:widowControl w:val="0"/>
+              <w:autoSpaceDE w:val="0"/>
+              <w:autoSpaceDN w:val="0"/>
+              <w:adjustRightInd w:val="0"/>
+              <w:spacing w:before="0" w:line="240" w:lineRule="auto"/>
+              <w:rPr>
+                <w:rFonts w:ascii="Latha" w:hAnsi="Latha" w:cs="Latha"/>
+                <w:sz w:val="28"/>
+                <w:szCs w:val="28"/>
+                <w:lang w:val="it-IT" w:bidi="ta-IN"/>
+              </w:rPr>
+            </w:pPr>
+            <w:r>
+              <w:rPr>
+                <w:rFonts w:ascii="Latha" w:hAnsi="Latha" w:cs="Latha"/>
+                <w:sz w:val="28"/>
+                <w:szCs w:val="28"/>
+                <w:cs/>
+                <w:lang w:bidi="ta-IN"/>
+              </w:rPr>
+              <w:t>அ</w:t>
+            </w:r>
+            <w:r>
+              <w:rPr>
+                <w:rFonts w:ascii="BRH Tamil Tab Extra" w:hAnsi="BRH Tamil Tab Extra" w:cs="Latha"/>
+                <w:b/>
+                <w:sz w:val="32"/>
+                <w:szCs w:val="28"/>
+                <w:lang w:val="it-IT" w:bidi="ta-IN"/>
+              </w:rPr>
+              <w:t>…</w:t>
+            </w:r>
+            <w:r>
+              <w:rPr>
+                <w:rFonts w:ascii="Latha" w:hAnsi="Latha" w:cs="Latha"/>
+                <w:sz w:val="28"/>
+                <w:szCs w:val="28"/>
+                <w:cs/>
+                <w:lang w:bidi="ta-IN"/>
+              </w:rPr>
+              <w:t>ந்த</w:t>
+            </w:r>
+            <w:r>
+              <w:rPr>
+                <w:rFonts w:ascii="BRH Tamil Tab Extra" w:hAnsi="BRH Tamil Tab Extra" w:cs="Latha"/>
+                <w:b/>
+                <w:sz w:val="32"/>
+                <w:szCs w:val="28"/>
+                <w:lang w:val="it-IT" w:bidi="ta-IN"/>
+              </w:rPr>
+              <w:t>…</w:t>
+            </w:r>
+            <w:r>
+              <w:rPr>
+                <w:rFonts w:ascii="Latha" w:hAnsi="Latha" w:cs="Latha"/>
+                <w:sz w:val="28"/>
+                <w:szCs w:val="28"/>
+                <w:cs/>
+                <w:lang w:bidi="ta-IN"/>
+              </w:rPr>
+              <w:t>ர</w:t>
+            </w:r>
+            <w:r>
+              <w:rPr>
+                <w:rFonts w:ascii="BRH Tamil Tab Extra" w:hAnsi="BRH Tamil Tab Extra" w:cs="Latha"/>
+                <w:b/>
+                <w:sz w:val="32"/>
+                <w:szCs w:val="28"/>
+                <w:lang w:val="it-IT" w:bidi="ta-IN"/>
+              </w:rPr>
+              <w:t>…</w:t>
+            </w:r>
+            <w:r>
+              <w:rPr>
+                <w:rFonts w:ascii="Latha" w:hAnsi="Latha" w:cs="Latha"/>
+                <w:sz w:val="28"/>
+                <w:szCs w:val="28"/>
+                <w:cs/>
+                <w:lang w:bidi="ta-IN"/>
+              </w:rPr>
+              <w:t>த</w:t>
+            </w:r>
+            <w:r>
+              <w:rPr>
+                <w:rFonts w:ascii="Latha" w:hAnsi="Latha" w:cs="Latha"/>
+                <w:b/>
+                <w:bCs/>
+                <w:sz w:val="32"/>
+                <w:szCs w:val="32"/>
+                <w:cs/>
+                <w:lang w:bidi="ta-IN"/>
+              </w:rPr>
+              <w:t>:</w:t>
+            </w:r>
+            <w:r>
+              <w:rPr>
+                <w:rFonts w:ascii="Latha" w:hAnsi="Latha" w:cs="Latha"/>
+                <w:sz w:val="28"/>
+                <w:szCs w:val="28"/>
+                <w:lang w:val="it-IT" w:bidi="ta-IN"/>
+              </w:rPr>
+              <w:t xml:space="preserve"> </w:t>
+            </w:r>
+            <w:r>
+              <w:rPr>
+                <w:rFonts w:ascii="Latha" w:hAnsi="Latha" w:cs="Latha"/>
+                <w:sz w:val="28"/>
+                <w:szCs w:val="28"/>
+                <w:cs/>
+                <w:lang w:bidi="ta-IN"/>
+              </w:rPr>
+              <w:t>ப்ரா</w:t>
+            </w:r>
+            <w:r>
+              <w:rPr>
+                <w:rFonts w:ascii="BRH Tamil Tab Extra" w:hAnsi="BRH Tamil Tab Extra" w:cs="Latha"/>
+                <w:b/>
+                <w:sz w:val="32"/>
+                <w:szCs w:val="28"/>
+                <w:lang w:val="it-IT" w:bidi="ta-IN"/>
+              </w:rPr>
+              <w:t>…</w:t>
+            </w:r>
+            <w:r>
+              <w:rPr>
+                <w:rFonts w:ascii="Latha" w:hAnsi="Latha" w:cs="Latha"/>
+                <w:sz w:val="28"/>
+                <w:szCs w:val="28"/>
+                <w:cs/>
+                <w:lang w:bidi="ta-IN"/>
+              </w:rPr>
+              <w:t>ணா</w:t>
+            </w:r>
+            <w:r>
+              <w:rPr>
+                <w:rFonts w:ascii="Latha" w:hAnsi="Latha" w:cs="Latha"/>
+                <w:b/>
+                <w:bCs/>
+                <w:sz w:val="32"/>
+                <w:szCs w:val="32"/>
+                <w:cs/>
+                <w:lang w:bidi="ta-IN"/>
+              </w:rPr>
+              <w:t>:</w:t>
+            </w:r>
+            <w:r>
+              <w:rPr>
+                <w:rFonts w:ascii="Latha" w:hAnsi="Latha" w:cs="Latha"/>
+                <w:sz w:val="28"/>
+                <w:szCs w:val="28"/>
+                <w:lang w:val="it-IT" w:bidi="ta-IN"/>
+              </w:rPr>
+              <w:t xml:space="preserve"> | </w:t>
+            </w:r>
+          </w:p>
+          <w:p>
+            <w:pPr>
+              <w:widowControl w:val="0"/>
+              <w:autoSpaceDE w:val="0"/>
+              <w:autoSpaceDN w:val="0"/>
+              <w:adjustRightInd w:val="0"/>
+              <w:spacing w:before="0" w:line="240" w:lineRule="auto"/>
+              <w:rPr>
+                <w:rFonts w:ascii="BRH Malayalam Extra" w:eastAsia="Times New Roman" w:hAnsi="BRH Malayalam Extra" w:cs="BRH Malayalam Extra"/>
+                <w:color w:val="000000"/>
+                <w:sz w:val="40"/>
+                <w:szCs w:val="40"/>
+                <w:lang w:val="it-IT" w:eastAsia="en-IN" w:bidi="ml-IN"/>
+              </w:rPr>
+            </w:pPr>
+            <w:r>
+              <w:rPr>
+                <w:rFonts w:ascii="Latha" w:hAnsi="Latha" w:cs="Latha"/>
+                <w:sz w:val="28"/>
+                <w:szCs w:val="28"/>
+                <w:cs/>
+                <w:lang w:bidi="ta-IN"/>
+              </w:rPr>
+              <w:t>ப்ரா</w:t>
+            </w:r>
+            <w:r>
+              <w:rPr>
+                <w:rFonts w:ascii="BRH Tamil Tab Extra" w:hAnsi="BRH Tamil Tab Extra" w:cs="Latha"/>
+                <w:b/>
+                <w:sz w:val="32"/>
+                <w:szCs w:val="28"/>
+                <w:lang w:val="it-IT" w:bidi="ta-IN"/>
+              </w:rPr>
+              <w:t>…</w:t>
+            </w:r>
+            <w:r>
+              <w:rPr>
+                <w:rFonts w:ascii="Latha" w:hAnsi="Latha" w:cs="Latha"/>
+                <w:sz w:val="28"/>
+                <w:szCs w:val="28"/>
+                <w:highlight w:val="yellow"/>
+                <w:cs/>
+                <w:lang w:bidi="ta-IN"/>
+              </w:rPr>
+              <w:t>ண</w:t>
+            </w:r>
+            <w:r>
+              <w:rPr>
+                <w:rFonts w:ascii="Latha" w:hAnsi="Latha" w:cs="Latha"/>
+                <w:sz w:val="28"/>
+                <w:szCs w:val="28"/>
+                <w:lang w:val="it-IT" w:bidi="ta-IN"/>
+              </w:rPr>
+              <w:t xml:space="preserve"> </w:t>
+            </w:r>
+            <w:r>
+              <w:rPr>
+                <w:rFonts w:ascii="Latha" w:hAnsi="Latha" w:cs="Latha"/>
+                <w:sz w:val="28"/>
+                <w:szCs w:val="28"/>
+                <w:cs/>
+                <w:lang w:bidi="ta-IN"/>
+              </w:rPr>
+              <w:t>யத</w:t>
+            </w:r>
+            <w:r>
+              <w:rPr>
+                <w:rFonts w:ascii="BRH Tamil Tab Extra" w:hAnsi="BRH Tamil Tab Extra" w:cs="Latha"/>
+                <w:b/>
+                <w:sz w:val="36"/>
+                <w:szCs w:val="28"/>
+                <w:lang w:val="it-IT" w:bidi="ta-IN"/>
+              </w:rPr>
+              <w:t>†</w:t>
+            </w:r>
+            <w:r>
+              <w:rPr>
+                <w:rFonts w:ascii="Latha" w:hAnsi="Latha" w:cs="Latha"/>
+                <w:b/>
+                <w:bCs/>
+                <w:sz w:val="32"/>
+                <w:szCs w:val="32"/>
+                <w:cs/>
+                <w:lang w:bidi="ta-IN"/>
+              </w:rPr>
+              <w:t>:</w:t>
+            </w:r>
+            <w:r>
+              <w:rPr>
+                <w:rFonts w:ascii="Latha" w:hAnsi="Latha" w:cs="Latha"/>
+                <w:sz w:val="28"/>
+                <w:szCs w:val="28"/>
+                <w:lang w:val="it-IT" w:bidi="ta-IN"/>
+              </w:rPr>
+              <w:t xml:space="preserve"> |</w:t>
+            </w:r>
+          </w:p>
+        </w:tc>
+        <w:tc>
+          <w:tcPr>
+            <w:tcW w:w="5244" w:type="dxa"/>
+          </w:tcPr>
+          <w:p>
+            <w:pPr>
+              <w:widowControl w:val="0"/>
+              <w:autoSpaceDE w:val="0"/>
+              <w:autoSpaceDN w:val="0"/>
+              <w:adjustRightInd w:val="0"/>
+              <w:spacing w:before="0" w:line="240" w:lineRule="auto"/>
+              <w:rPr>
+                <w:rFonts w:ascii="Latha" w:hAnsi="Latha" w:cs="Latha"/>
+                <w:sz w:val="28"/>
+                <w:szCs w:val="28"/>
+                <w:lang w:val="it-IT" w:bidi="ta-IN"/>
+              </w:rPr>
+            </w:pPr>
+            <w:r>
+              <w:rPr>
+                <w:rFonts w:ascii="Latha" w:hAnsi="Latha" w:cs="Latha"/>
+                <w:sz w:val="28"/>
+                <w:szCs w:val="28"/>
+                <w:cs/>
+                <w:lang w:bidi="ta-IN"/>
+              </w:rPr>
+              <w:t>அ</w:t>
+            </w:r>
+            <w:r>
+              <w:rPr>
+                <w:rFonts w:ascii="BRH Tamil Tab Extra" w:hAnsi="BRH Tamil Tab Extra" w:cs="Latha"/>
+                <w:b/>
+                <w:sz w:val="32"/>
+                <w:szCs w:val="28"/>
+                <w:lang w:val="it-IT" w:bidi="ta-IN"/>
+              </w:rPr>
+              <w:t>…</w:t>
+            </w:r>
+            <w:r>
+              <w:rPr>
+                <w:rFonts w:ascii="Latha" w:hAnsi="Latha" w:cs="Latha"/>
+                <w:sz w:val="28"/>
+                <w:szCs w:val="28"/>
+                <w:cs/>
+                <w:lang w:bidi="ta-IN"/>
+              </w:rPr>
+              <w:t>ந்த</w:t>
+            </w:r>
+            <w:r>
+              <w:rPr>
+                <w:rFonts w:ascii="BRH Tamil Tab Extra" w:hAnsi="BRH Tamil Tab Extra" w:cs="Latha"/>
+                <w:b/>
+                <w:sz w:val="32"/>
+                <w:szCs w:val="28"/>
+                <w:lang w:val="it-IT" w:bidi="ta-IN"/>
+              </w:rPr>
+              <w:t>…</w:t>
+            </w:r>
+            <w:r>
+              <w:rPr>
+                <w:rFonts w:ascii="Latha" w:hAnsi="Latha" w:cs="Latha"/>
+                <w:sz w:val="28"/>
+                <w:szCs w:val="28"/>
+                <w:cs/>
+                <w:lang w:bidi="ta-IN"/>
+              </w:rPr>
+              <w:t>ர</w:t>
+            </w:r>
+            <w:r>
+              <w:rPr>
+                <w:rFonts w:ascii="BRH Tamil Tab Extra" w:hAnsi="BRH Tamil Tab Extra" w:cs="Latha"/>
+                <w:b/>
+                <w:sz w:val="32"/>
+                <w:szCs w:val="28"/>
+                <w:lang w:val="it-IT" w:bidi="ta-IN"/>
+              </w:rPr>
+              <w:t>…</w:t>
+            </w:r>
+            <w:r>
+              <w:rPr>
+                <w:rFonts w:ascii="Latha" w:hAnsi="Latha" w:cs="Latha"/>
+                <w:sz w:val="28"/>
+                <w:szCs w:val="28"/>
+                <w:cs/>
+                <w:lang w:bidi="ta-IN"/>
+              </w:rPr>
+              <w:t>த</w:t>
+            </w:r>
+            <w:r>
+              <w:rPr>
+                <w:rFonts w:ascii="Latha" w:hAnsi="Latha" w:cs="Latha"/>
+                <w:b/>
+                <w:bCs/>
+                <w:sz w:val="32"/>
+                <w:szCs w:val="32"/>
+                <w:cs/>
+                <w:lang w:bidi="ta-IN"/>
+              </w:rPr>
+              <w:t>:</w:t>
+            </w:r>
+            <w:r>
+              <w:rPr>
+                <w:rFonts w:ascii="Latha" w:hAnsi="Latha" w:cs="Latha"/>
+                <w:sz w:val="28"/>
+                <w:szCs w:val="28"/>
+                <w:lang w:val="it-IT" w:bidi="ta-IN"/>
+              </w:rPr>
+              <w:t xml:space="preserve"> </w:t>
+            </w:r>
+            <w:r>
+              <w:rPr>
+                <w:rFonts w:ascii="Latha" w:hAnsi="Latha" w:cs="Latha"/>
+                <w:sz w:val="28"/>
+                <w:szCs w:val="28"/>
+                <w:cs/>
+                <w:lang w:bidi="ta-IN"/>
+              </w:rPr>
+              <w:t>ப்ரா</w:t>
+            </w:r>
+            <w:r>
+              <w:rPr>
+                <w:rFonts w:ascii="BRH Tamil Tab Extra" w:hAnsi="BRH Tamil Tab Extra" w:cs="Latha"/>
+                <w:b/>
+                <w:sz w:val="32"/>
+                <w:szCs w:val="28"/>
+                <w:lang w:val="it-IT" w:bidi="ta-IN"/>
+              </w:rPr>
+              <w:t>…</w:t>
+            </w:r>
+            <w:r>
+              <w:rPr>
+                <w:rFonts w:ascii="Latha" w:hAnsi="Latha" w:cs="Latha"/>
+                <w:sz w:val="28"/>
+                <w:szCs w:val="28"/>
+                <w:cs/>
+                <w:lang w:bidi="ta-IN"/>
+              </w:rPr>
+              <w:t>ணா</w:t>
+            </w:r>
+            <w:r>
+              <w:rPr>
+                <w:rFonts w:ascii="Latha" w:hAnsi="Latha" w:cs="Latha"/>
+                <w:b/>
+                <w:bCs/>
+                <w:sz w:val="32"/>
+                <w:szCs w:val="32"/>
+                <w:cs/>
+                <w:lang w:bidi="ta-IN"/>
+              </w:rPr>
+              <w:t>:</w:t>
+            </w:r>
+            <w:r>
+              <w:rPr>
+                <w:rFonts w:ascii="Latha" w:hAnsi="Latha" w:cs="Latha"/>
+                <w:sz w:val="28"/>
+                <w:szCs w:val="28"/>
+                <w:lang w:val="it-IT" w:bidi="ta-IN"/>
+              </w:rPr>
+              <w:t xml:space="preserve"> | </w:t>
+            </w:r>
+          </w:p>
+          <w:p>
+            <w:pPr>
+              <w:widowControl w:val="0"/>
+              <w:autoSpaceDE w:val="0"/>
+              <w:autoSpaceDN w:val="0"/>
+              <w:adjustRightInd w:val="0"/>
+              <w:spacing w:before="0" w:line="240" w:lineRule="auto"/>
+              <w:rPr>
+                <w:rFonts w:ascii="BRH Malayalam Extra" w:eastAsia="Times New Roman" w:hAnsi="BRH Malayalam Extra" w:cs="BRH Malayalam Extra"/>
+                <w:color w:val="000000"/>
+                <w:sz w:val="40"/>
+                <w:szCs w:val="40"/>
+                <w:lang w:val="it-IT" w:eastAsia="en-IN" w:bidi="ml-IN"/>
+              </w:rPr>
+            </w:pPr>
+            <w:r>
+              <w:rPr>
+                <w:rFonts w:ascii="Latha" w:hAnsi="Latha" w:cs="Latha"/>
+                <w:sz w:val="28"/>
+                <w:szCs w:val="28"/>
+                <w:cs/>
+                <w:lang w:bidi="ta-IN"/>
+              </w:rPr>
+              <w:t>ப்ரா</w:t>
+            </w:r>
+            <w:r>
+              <w:rPr>
+                <w:rFonts w:ascii="BRH Tamil Tab Extra" w:hAnsi="BRH Tamil Tab Extra" w:cs="Latha"/>
+                <w:b/>
+                <w:sz w:val="32"/>
+                <w:szCs w:val="28"/>
+                <w:lang w:val="it-IT" w:bidi="ta-IN"/>
+              </w:rPr>
+              <w:t>…</w:t>
+            </w:r>
+            <w:r>
+              <w:rPr>
+                <w:rFonts w:ascii="Latha" w:hAnsi="Latha" w:cs="Latha"/>
+                <w:sz w:val="28"/>
+                <w:szCs w:val="28"/>
+                <w:highlight w:val="green"/>
+                <w:cs/>
+                <w:lang w:bidi="ta-IN"/>
+              </w:rPr>
+              <w:t>ணா</w:t>
+            </w:r>
+            <w:r>
+              <w:rPr>
+                <w:rFonts w:ascii="Latha" w:hAnsi="Latha" w:cs="Latha"/>
+                <w:sz w:val="28"/>
+                <w:szCs w:val="28"/>
+                <w:lang w:val="it-IT" w:bidi="ta-IN"/>
+              </w:rPr>
+              <w:t xml:space="preserve"> </w:t>
+            </w:r>
+            <w:r>
+              <w:rPr>
+                <w:rFonts w:ascii="Latha" w:hAnsi="Latha" w:cs="Latha"/>
+                <w:sz w:val="28"/>
+                <w:szCs w:val="28"/>
+                <w:cs/>
+                <w:lang w:bidi="ta-IN"/>
+              </w:rPr>
+              <w:t>யத</w:t>
+            </w:r>
+            <w:r>
+              <w:rPr>
+                <w:rFonts w:ascii="BRH Tamil Tab Extra" w:hAnsi="BRH Tamil Tab Extra" w:cs="Latha"/>
+                <w:b/>
+                <w:sz w:val="36"/>
+                <w:szCs w:val="28"/>
+                <w:lang w:val="it-IT" w:bidi="ta-IN"/>
+              </w:rPr>
+              <w:t>†</w:t>
+            </w:r>
+            <w:r>
+              <w:rPr>
+                <w:rFonts w:ascii="Latha" w:hAnsi="Latha" w:cs="Latha"/>
+                <w:b/>
+                <w:bCs/>
+                <w:sz w:val="32"/>
+                <w:szCs w:val="32"/>
+                <w:cs/>
+                <w:lang w:bidi="ta-IN"/>
+              </w:rPr>
+              <w:t>:</w:t>
+            </w:r>
+            <w:r>
+              <w:rPr>
+                <w:rFonts w:ascii="Latha" w:hAnsi="Latha" w:cs="Latha"/>
+                <w:sz w:val="28"/>
+                <w:szCs w:val="28"/>
+                <w:lang w:val="it-IT" w:bidi="ta-IN"/>
+              </w:rPr>
+              <w:t xml:space="preserve"> |</w:t>
+            </w:r>
+          </w:p>
+        </w:tc>
+      </w:tr>
+      <w:tr>
+        <w:trPr>
+          <w:trHeight w:val="983"/>
+        </w:trPr>
+        <w:tc>
+          <w:tcPr>
+            <w:tcW w:w="4048" w:type="dxa"/>
+          </w:tcPr>
+          <w:p>
+            <w:pPr>
+              <w:widowControl w:val="0"/>
+              <w:tabs>
+                <w:tab w:val="left" w:pos="993"/>
+              </w:tabs>
+              <w:autoSpaceDE w:val="0"/>
+              <w:autoSpaceDN w:val="0"/>
+              <w:adjustRightInd w:val="0"/>
+              <w:spacing w:before="0" w:line="240" w:lineRule="auto"/>
+              <w:ind w:right="297"/>
+              <w:rPr>
+                <w:rFonts w:cs="Arial"/>
+                <w:b/>
+                <w:sz w:val="28"/>
+                <w:szCs w:val="32"/>
+              </w:rPr>
+            </w:pPr>
+            <w:r>
+              <w:rPr>
+                <w:rFonts w:cs="Arial"/>
+                <w:b/>
+                <w:sz w:val="28"/>
+                <w:szCs w:val="32"/>
+              </w:rPr>
+              <w:t>T.S.6.4.</w:t>
+            </w:r>
+            <w:r>
+              <w:rPr>
+                <w:rFonts w:cs="Arial"/>
+                <w:b/>
+                <w:sz w:val="28"/>
+                <w:szCs w:val="32"/>
+              </w:rPr>
+              <w:t>10.1</w:t>
+            </w:r>
+            <w:r>
+              <w:rPr>
+                <w:rFonts w:cs="Arial"/>
+                <w:b/>
+                <w:sz w:val="28"/>
+                <w:szCs w:val="32"/>
+              </w:rPr>
+              <w:t xml:space="preserve"> – Kramam</w:t>
+            </w:r>
+          </w:p>
+          <w:p>
+            <w:pPr>
+              <w:widowControl w:val="0"/>
+              <w:tabs>
+                <w:tab w:val="left" w:pos="993"/>
+              </w:tabs>
+              <w:autoSpaceDE w:val="0"/>
+              <w:autoSpaceDN w:val="0"/>
+              <w:adjustRightInd w:val="0"/>
+              <w:spacing w:before="0" w:line="240" w:lineRule="auto"/>
+              <w:ind w:right="297"/>
+              <w:rPr>
+                <w:rFonts w:cs="Arial"/>
+                <w:b/>
+                <w:sz w:val="28"/>
+                <w:szCs w:val="32"/>
+                <w:lang w:val="en-IN"/>
+              </w:rPr>
+            </w:pPr>
+            <w:r>
+              <w:rPr>
+                <w:rFonts w:cs="Arial"/>
+                <w:b/>
+                <w:sz w:val="28"/>
+                <w:szCs w:val="32"/>
+                <w:lang w:val="en-IN"/>
+              </w:rPr>
+              <w:t>Krama Vaakyam No.–34</w:t>
+            </w:r>
+          </w:p>
+          <w:p>
+            <w:pPr>
+              <w:widowControl w:val="0"/>
+              <w:autoSpaceDE w:val="0"/>
+              <w:autoSpaceDN w:val="0"/>
+              <w:adjustRightInd w:val="0"/>
+              <w:spacing w:before="0" w:line="240" w:lineRule="auto"/>
+              <w:jc w:val="both"/>
+              <w:rPr>
+                <w:rFonts w:cs="Arial"/>
+                <w:b/>
+                <w:sz w:val="28"/>
+                <w:szCs w:val="32"/>
+                <w:lang w:val="it-IT"/>
+              </w:rPr>
+            </w:pPr>
+            <w:r>
+              <w:rPr>
+                <w:rFonts w:cs="Arial"/>
+                <w:b/>
+                <w:sz w:val="28"/>
+                <w:szCs w:val="32"/>
+                <w:lang w:val="it-IT"/>
+              </w:rPr>
+              <w:t>Panchaati No</w:t>
+            </w:r>
+            <w:r>
+              <w:rPr>
+                <w:rFonts w:cs="Arial"/>
+                <w:b/>
+                <w:szCs w:val="32"/>
+                <w:lang w:val="it-IT"/>
+              </w:rPr>
+              <w:t xml:space="preserve">. – </w:t>
+            </w:r>
+            <w:r>
+              <w:rPr>
+                <w:rFonts w:cs="Arial"/>
+                <w:b/>
+                <w:sz w:val="28"/>
+                <w:szCs w:val="32"/>
+                <w:lang w:val="it-IT"/>
+              </w:rPr>
+              <w:t>42</w:t>
+            </w:r>
+          </w:p>
+        </w:tc>
+        <w:tc>
+          <w:tcPr>
+            <w:tcW w:w="5103" w:type="dxa"/>
+          </w:tcPr>
+          <w:p>
+            <w:pPr>
+              <w:widowControl w:val="0"/>
+              <w:autoSpaceDE w:val="0"/>
+              <w:autoSpaceDN w:val="0"/>
+              <w:adjustRightInd w:val="0"/>
+              <w:spacing w:before="0" w:line="240" w:lineRule="auto"/>
+              <w:rPr>
+                <w:rFonts w:ascii="BRH Malayalam Extra" w:eastAsia="Times New Roman" w:hAnsi="BRH Malayalam Extra" w:cs="BRH Malayalam Extra"/>
+                <w:color w:val="000000"/>
+                <w:sz w:val="40"/>
+                <w:szCs w:val="40"/>
+                <w:highlight w:val="yellow"/>
+                <w:lang w:val="it-IT" w:eastAsia="en-IN" w:bidi="ml-IN"/>
+              </w:rPr>
+            </w:pPr>
+            <w:r>
+              <w:rPr>
+                <w:rFonts w:ascii="Latha" w:hAnsi="Latha" w:cs="Latha"/>
+                <w:sz w:val="28"/>
+                <w:szCs w:val="28"/>
+                <w:cs/>
+                <w:lang w:bidi="ta-IN"/>
+              </w:rPr>
+              <w:t>ஏ</w:t>
+            </w:r>
+            <w:r>
+              <w:rPr>
+                <w:rFonts w:ascii="BRH Tamil Tab Extra" w:hAnsi="BRH Tamil Tab Extra" w:cs="Latha"/>
+                <w:b/>
+                <w:sz w:val="32"/>
+                <w:szCs w:val="28"/>
+                <w:lang w:bidi="ta-IN"/>
+              </w:rPr>
+              <w:t>…</w:t>
+            </w:r>
+            <w:r>
+              <w:rPr>
+                <w:rFonts w:ascii="Latha" w:hAnsi="Latha" w:cs="Latha"/>
+                <w:sz w:val="28"/>
+                <w:szCs w:val="28"/>
+                <w:cs/>
+                <w:lang w:bidi="ta-IN"/>
+              </w:rPr>
+              <w:t>வ</w:t>
+            </w:r>
+            <w:r>
+              <w:rPr>
+                <w:rFonts w:ascii="Latha" w:hAnsi="Latha" w:cs="Latha" w:hint="cs"/>
+                <w:sz w:val="28"/>
+                <w:szCs w:val="28"/>
+                <w:cs/>
+                <w:lang w:bidi="ta-IN"/>
+              </w:rPr>
+              <w:t xml:space="preserve"> </w:t>
+            </w:r>
+            <w:r>
+              <w:rPr>
+                <w:rFonts w:ascii="Latha" w:hAnsi="Latha" w:cs="Latha" w:hint="cs"/>
+                <w:sz w:val="28"/>
+                <w:szCs w:val="28"/>
+                <w:highlight w:val="yellow"/>
+                <w:cs/>
+                <w:lang w:bidi="ta-IN"/>
+              </w:rPr>
+              <w:t>நௌ</w:t>
+            </w:r>
+            <w:r>
+              <w:rPr>
+                <w:rFonts w:ascii="Latha" w:hAnsi="Latha" w:cs="Latha"/>
+                <w:sz w:val="28"/>
+                <w:szCs w:val="28"/>
+                <w:lang w:bidi="ta-IN"/>
+              </w:rPr>
+              <w:t xml:space="preserve"> | </w:t>
+            </w:r>
+            <w:r>
+              <w:rPr>
+                <w:rFonts w:ascii="Latha" w:hAnsi="Latha" w:cs="Latha"/>
+                <w:sz w:val="28"/>
+                <w:szCs w:val="28"/>
+                <w:cs/>
+                <w:lang w:bidi="ta-IN"/>
+              </w:rPr>
+              <w:t>நா</w:t>
+            </w:r>
+            <w:r>
+              <w:rPr>
+                <w:rFonts w:ascii="BRH Tamil Tab Extra" w:hAnsi="BRH Tamil Tab Extra" w:cs="Latha"/>
+                <w:b/>
+                <w:sz w:val="32"/>
+                <w:szCs w:val="28"/>
+                <w:lang w:bidi="ta-IN"/>
+              </w:rPr>
+              <w:t>…</w:t>
+            </w:r>
+            <w:r>
+              <w:rPr>
+                <w:rFonts w:ascii="Latha" w:hAnsi="Latha" w:cs="Latha"/>
+                <w:sz w:val="28"/>
+                <w:szCs w:val="28"/>
+                <w:cs/>
+                <w:lang w:bidi="ta-IN"/>
+              </w:rPr>
+              <w:t>வத்ர</w:t>
+            </w:r>
+            <w:r>
+              <w:rPr>
+                <w:rFonts w:ascii="BRH Tamil Tab Extra" w:hAnsi="BRH Tamil Tab Extra" w:cs="Latha"/>
+                <w:b/>
+                <w:sz w:val="36"/>
+                <w:szCs w:val="28"/>
+                <w:lang w:bidi="ta-IN"/>
+              </w:rPr>
+              <w:t>†</w:t>
+            </w:r>
+            <w:r>
+              <w:rPr>
+                <w:rFonts w:ascii="Latha" w:hAnsi="Latha" w:cs="Latha"/>
+                <w:sz w:val="28"/>
+                <w:szCs w:val="28"/>
+                <w:lang w:bidi="ta-IN"/>
+              </w:rPr>
+              <w:t xml:space="preserve"> |</w:t>
+            </w:r>
+          </w:p>
+        </w:tc>
+        <w:tc>
+          <w:tcPr>
+            <w:tcW w:w="5244" w:type="dxa"/>
+          </w:tcPr>
+          <w:p>
+            <w:pPr>
+              <w:spacing w:before="0" w:line="240" w:lineRule="auto"/>
+              <w:rPr>
+                <w:rFonts w:ascii="BRH Malayalam Extra" w:eastAsia="Times New Roman" w:hAnsi="BRH Malayalam Extra" w:cs="BRH Malayalam Extra"/>
+                <w:color w:val="000000"/>
+                <w:sz w:val="40"/>
+                <w:szCs w:val="40"/>
+                <w:highlight w:val="green"/>
+                <w:lang w:val="it-IT" w:eastAsia="en-IN" w:bidi="ml-IN"/>
+              </w:rPr>
+            </w:pPr>
+            <w:r>
+              <w:rPr>
+                <w:rFonts w:ascii="Latha" w:hAnsi="Latha" w:cs="Latha"/>
+                <w:sz w:val="28"/>
+                <w:szCs w:val="28"/>
+                <w:cs/>
+                <w:lang w:bidi="ta-IN"/>
+              </w:rPr>
+              <w:t>ஏ</w:t>
+            </w:r>
+            <w:r>
+              <w:rPr>
+                <w:rFonts w:ascii="BRH Tamil Tab Extra" w:hAnsi="BRH Tamil Tab Extra" w:cs="Latha"/>
+                <w:b/>
+                <w:sz w:val="32"/>
+                <w:szCs w:val="28"/>
+                <w:lang w:bidi="ta-IN"/>
+              </w:rPr>
+              <w:t>…</w:t>
+            </w:r>
+            <w:r>
+              <w:rPr>
+                <w:rFonts w:ascii="Latha" w:hAnsi="Latha" w:cs="Latha"/>
+                <w:sz w:val="28"/>
+                <w:szCs w:val="28"/>
+                <w:cs/>
+                <w:lang w:bidi="ta-IN"/>
+              </w:rPr>
+              <w:t>வ</w:t>
+            </w:r>
+            <w:r>
+              <w:rPr>
+                <w:rFonts w:ascii="Latha" w:hAnsi="Latha" w:cs="Latha" w:hint="cs"/>
+                <w:sz w:val="28"/>
+                <w:szCs w:val="28"/>
+                <w:cs/>
+                <w:lang w:bidi="ta-IN"/>
+              </w:rPr>
+              <w:t xml:space="preserve"> </w:t>
+            </w:r>
+            <w:r>
+              <w:rPr>
+                <w:rFonts w:ascii="Latha" w:hAnsi="Latha" w:cs="Latha" w:hint="cs"/>
+                <w:sz w:val="28"/>
+                <w:szCs w:val="28"/>
+                <w:highlight w:val="green"/>
+                <w:cs/>
+                <w:lang w:bidi="ta-IN"/>
+              </w:rPr>
+              <w:t>நௌ</w:t>
+            </w:r>
+            <w:r>
+              <w:rPr>
+                <w:rFonts w:ascii="BRH Tamil Tab Extra" w:hAnsi="BRH Tamil Tab Extra" w:cs="Latha"/>
+                <w:b/>
+                <w:sz w:val="36"/>
+                <w:szCs w:val="28"/>
+                <w:lang w:bidi="ta-IN"/>
+              </w:rPr>
+              <w:t>‡</w:t>
+            </w:r>
+            <w:r>
+              <w:rPr>
+                <w:rFonts w:ascii="Latha" w:hAnsi="Latha" w:cs="Latha"/>
+                <w:sz w:val="28"/>
+                <w:szCs w:val="28"/>
+                <w:lang w:bidi="ta-IN"/>
+              </w:rPr>
+              <w:t xml:space="preserve"> | </w:t>
+            </w:r>
+            <w:r>
+              <w:rPr>
+                <w:rFonts w:ascii="Latha" w:hAnsi="Latha" w:cs="Latha"/>
+                <w:sz w:val="28"/>
+                <w:szCs w:val="28"/>
+                <w:cs/>
+                <w:lang w:bidi="ta-IN"/>
+              </w:rPr>
+              <w:t>நா</w:t>
+            </w:r>
+            <w:r>
+              <w:rPr>
+                <w:rFonts w:ascii="BRH Tamil Tab Extra" w:hAnsi="BRH Tamil Tab Extra" w:cs="Latha"/>
+                <w:b/>
+                <w:sz w:val="32"/>
+                <w:szCs w:val="28"/>
+                <w:lang w:bidi="ta-IN"/>
+              </w:rPr>
+              <w:t>…</w:t>
+            </w:r>
+            <w:r>
+              <w:rPr>
+                <w:rFonts w:ascii="Latha" w:hAnsi="Latha" w:cs="Latha"/>
+                <w:sz w:val="28"/>
+                <w:szCs w:val="28"/>
+                <w:cs/>
+                <w:lang w:bidi="ta-IN"/>
+              </w:rPr>
+              <w:t>வத்ர</w:t>
             </w:r>
             <w:r>
               <w:rPr>
@@ -4954,7 +6024,6 @@
                 <w:sz w:val="28"/>
                 <w:szCs w:val="32"/>
               </w:rPr>
-              <w:lastRenderedPageBreak/>
               <w:t>T.S.6.4.1</w:t>
             </w:r>
             <w:r>
@@ -7320,7 +8389,6 @@
                 <w:sz w:val="28"/>
                 <w:szCs w:val="32"/>
               </w:rPr>
-              <w:lastRenderedPageBreak/>
               <w:t>T.S.6.4.2.1 – Kramam</w:t>
             </w:r>
           </w:p>
@@ -8447,6 +9515,7 @@
                 <w:sz w:val="28"/>
                 <w:szCs w:val="32"/>
               </w:rPr>
+              <w:lastRenderedPageBreak/>
               <w:t>T.S.6.4.2.4 – Kramam</w:t>
             </w:r>
           </w:p>
@@ -10935,7 +12004,6 @@
                 <w:sz w:val="28"/>
                 <w:szCs w:val="32"/>
               </w:rPr>
-              <w:lastRenderedPageBreak/>
               <w:t>T.S.6.4.6.4 – Kramam</w:t>
             </w:r>
           </w:p>
@@ -11679,6 +12747,7 @@
                 <w:sz w:val="28"/>
                 <w:szCs w:val="32"/>
               </w:rPr>
+              <w:lastRenderedPageBreak/>
               <w:t>T.S.6.4.7.2 – Kramam</w:t>
             </w:r>
           </w:p>
@@ -14955,7 +16024,6 @@
                 <w:sz w:val="28"/>
                 <w:szCs w:val="32"/>
               </w:rPr>
-              <w:lastRenderedPageBreak/>
               <w:t>T.S.6.4.10.5 – Kramam</w:t>
             </w:r>
           </w:p>
@@ -15887,6 +16955,7 @@
                 <w:sz w:val="28"/>
                 <w:szCs w:val="32"/>
               </w:rPr>
+              <w:lastRenderedPageBreak/>
               <w:t>T.S.6.4.11.1 – Kramam</w:t>
             </w:r>
           </w:p>

--- a/TS-Kramam/TS-6.4/TS 6.4 Tamil Krama Paatam Corrections.docx
+++ b/TS-Kramam/TS-6.4/TS 6.4 Tamil Krama Paatam Corrections.docx
@@ -8,9 +8,6 @@
         <w:rPr>
           <w:b/>
           <w:bCs/>
-          <w:sz w:val="32"/>
-          <w:szCs w:val="32"/>
-          <w:u w:val="single"/>
         </w:rPr>
       </w:pPr>
       <w:r>
@@ -89,20 +86,24 @@
           <w:bCs/>
           <w:sz w:val="32"/>
           <w:szCs w:val="32"/>
-          <w:highlight w:val="red"/>
           <w:u w:val="single"/>
         </w:rPr>
-        <w:t>????</w:t>
+        <w:t>31st Oct 2026</w:t>
       </w:r>
-    </w:p>
-    <w:p>
-      <w:pPr>
-        <w:jc w:val="center"/>
+      <w:r>
         <w:rPr>
           <w:b/>
           <w:bCs/>
         </w:rPr>
-      </w:pPr>
+        <w:t xml:space="preserve"> </w:t>
+      </w:r>
+      <w:r>
+        <w:rPr>
+          <w:b/>
+          <w:bCs/>
+        </w:rPr>
+        <w:br/>
+      </w:r>
       <w:r>
         <w:rPr>
           <w:b/>
@@ -17413,7 +17414,16 @@
           <w:bCs/>
           <w:sz w:val="32"/>
         </w:rPr>
-        <w:t>replaced with</w:t>
+        <w:t xml:space="preserve">replaced </w:t>
+      </w:r>
+      <w:proofErr w:type="gramStart"/>
+      <w:r>
+        <w:rPr>
+          <w:b/>
+          <w:bCs/>
+          <w:sz w:val="32"/>
+        </w:rPr>
+        <w:t>with</w:t>
       </w:r>
       <w:r>
         <w:rPr>
@@ -17435,6 +17445,7 @@
         </w:rPr>
         <w:t>"</w:t>
       </w:r>
+      <w:proofErr w:type="gramEnd"/>
       <w:r>
         <w:rPr>
           <w:rFonts w:ascii="Latha" w:hAnsi="Latha" w:cs="Latha"/>
